--- a/benchmark/outputs/gold/table_heavy_001_A.docx
+++ b/benchmark/outputs/gold/table_heavy_001_A.docx
@@ -22,7 +22,7 @@
       </w:pPr>
       <w:r>
         <w:rPr>
-          <w:rFonts w:ascii="Helvetica" w:hAnsi="Helvetica" w:eastAsia="Helvetica"/>
+          <w:rFonts w:ascii="Arial" w:hAnsi="Arial" w:eastAsia="Helvetica"/>
           <w:b/>
           <w:i w:val="0"/>
           <w:color w:val="000000"/>
@@ -35,7 +35,7 @@
       </w:r>
       <w:r>
         <w:rPr>
-          <w:rFonts w:ascii="Helvetica" w:hAnsi="Helvetica" w:eastAsia="Helvetica"/>
+          <w:rFonts w:ascii="Arial" w:hAnsi="Arial" w:eastAsia="Helvetica"/>
           <w:b w:val="0"/>
           <w:i w:val="0"/>
           <w:color w:val="72727A"/>
@@ -89,7 +89,7 @@
             </w:pPr>
             <w:r>
               <w:rPr>
-                <w:rFonts w:ascii="Helvetica" w:hAnsi="Helvetica" w:eastAsia="Helvetica"/>
+                <w:rFonts w:ascii="Arial" w:hAnsi="Arial" w:eastAsia="Helvetica"/>
                 <w:b/>
                 <w:i w:val="0"/>
                 <w:color w:val="1E1E23"/>
@@ -125,7 +125,7 @@
             </w:pPr>
             <w:r>
               <w:rPr>
-                <w:rFonts w:ascii="Helvetica" w:hAnsi="Helvetica" w:eastAsia="Helvetica"/>
+                <w:rFonts w:ascii="Arial" w:hAnsi="Arial" w:eastAsia="Helvetica"/>
                 <w:b/>
                 <w:i w:val="0"/>
                 <w:color w:val="1E1E23"/>
@@ -161,7 +161,7 @@
             </w:pPr>
             <w:r>
               <w:rPr>
-                <w:rFonts w:ascii="Helvetica" w:hAnsi="Helvetica" w:eastAsia="Helvetica"/>
+                <w:rFonts w:ascii="Arial" w:hAnsi="Arial" w:eastAsia="Helvetica"/>
                 <w:b/>
                 <w:i w:val="0"/>
                 <w:color w:val="1E1E23"/>
@@ -197,7 +197,7 @@
             </w:pPr>
             <w:r>
               <w:rPr>
-                <w:rFonts w:ascii="Helvetica" w:hAnsi="Helvetica" w:eastAsia="Helvetica"/>
+                <w:rFonts w:ascii="Arial" w:hAnsi="Arial" w:eastAsia="Helvetica"/>
                 <w:b/>
                 <w:i w:val="0"/>
                 <w:color w:val="1E1E23"/>
@@ -233,7 +233,7 @@
             </w:pPr>
             <w:r>
               <w:rPr>
-                <w:rFonts w:ascii="Helvetica" w:hAnsi="Helvetica" w:eastAsia="Helvetica"/>
+                <w:rFonts w:ascii="Arial" w:hAnsi="Arial" w:eastAsia="Helvetica"/>
                 <w:b/>
                 <w:i w:val="0"/>
                 <w:color w:val="1E1E23"/>
@@ -269,7 +269,7 @@
             </w:pPr>
             <w:r>
               <w:rPr>
-                <w:rFonts w:ascii="Helvetica" w:hAnsi="Helvetica" w:eastAsia="Helvetica"/>
+                <w:rFonts w:ascii="Arial" w:hAnsi="Arial" w:eastAsia="Helvetica"/>
                 <w:b/>
                 <w:i w:val="0"/>
                 <w:color w:val="1E1E23"/>
@@ -309,7 +309,7 @@
             </w:pPr>
             <w:r>
               <w:rPr>
-                <w:rFonts w:ascii="Helvetica" w:hAnsi="Helvetica" w:eastAsia="Helvetica"/>
+                <w:rFonts w:ascii="Arial" w:hAnsi="Arial" w:eastAsia="Helvetica"/>
                 <w:b w:val="0"/>
                 <w:i w:val="0"/>
                 <w:color w:val="1E1E23"/>
@@ -344,7 +344,7 @@
             </w:pPr>
             <w:r>
               <w:rPr>
-                <w:rFonts w:ascii="Helvetica" w:hAnsi="Helvetica" w:eastAsia="Helvetica"/>
+                <w:rFonts w:ascii="Arial" w:hAnsi="Arial" w:eastAsia="Helvetica"/>
                 <w:b w:val="0"/>
                 <w:i w:val="0"/>
                 <w:color w:val="1E1E23"/>
@@ -379,7 +379,7 @@
             </w:pPr>
             <w:r>
               <w:rPr>
-                <w:rFonts w:ascii="Helvetica" w:hAnsi="Helvetica" w:eastAsia="Helvetica"/>
+                <w:rFonts w:ascii="Arial" w:hAnsi="Arial" w:eastAsia="Helvetica"/>
                 <w:b w:val="0"/>
                 <w:i w:val="0"/>
                 <w:color w:val="1E1E23"/>
@@ -414,7 +414,7 @@
             </w:pPr>
             <w:r>
               <w:rPr>
-                <w:rFonts w:ascii="Helvetica" w:hAnsi="Helvetica" w:eastAsia="Helvetica"/>
+                <w:rFonts w:ascii="Arial" w:hAnsi="Arial" w:eastAsia="Helvetica"/>
                 <w:b w:val="0"/>
                 <w:i w:val="0"/>
                 <w:color w:val="1E1E23"/>
@@ -449,7 +449,7 @@
             </w:pPr>
             <w:r>
               <w:rPr>
-                <w:rFonts w:ascii="Helvetica" w:hAnsi="Helvetica" w:eastAsia="Helvetica"/>
+                <w:rFonts w:ascii="Arial" w:hAnsi="Arial" w:eastAsia="Helvetica"/>
                 <w:b w:val="0"/>
                 <w:i w:val="0"/>
                 <w:color w:val="1E1E23"/>
@@ -484,7 +484,7 @@
             </w:pPr>
             <w:r>
               <w:rPr>
-                <w:rFonts w:ascii="Helvetica" w:hAnsi="Helvetica" w:eastAsia="Helvetica"/>
+                <w:rFonts w:ascii="Arial" w:hAnsi="Arial" w:eastAsia="Helvetica"/>
                 <w:b w:val="0"/>
                 <w:i w:val="0"/>
                 <w:color w:val="1E1E23"/>
@@ -524,7 +524,7 @@
             </w:pPr>
             <w:r>
               <w:rPr>
-                <w:rFonts w:ascii="Helvetica" w:hAnsi="Helvetica" w:eastAsia="Helvetica"/>
+                <w:rFonts w:ascii="Arial" w:hAnsi="Arial" w:eastAsia="Helvetica"/>
                 <w:b w:val="0"/>
                 <w:i w:val="0"/>
                 <w:color w:val="1E1E23"/>
@@ -559,7 +559,7 @@
             </w:pPr>
             <w:r>
               <w:rPr>
-                <w:rFonts w:ascii="Helvetica" w:hAnsi="Helvetica" w:eastAsia="Helvetica"/>
+                <w:rFonts w:ascii="Arial" w:hAnsi="Arial" w:eastAsia="Helvetica"/>
                 <w:b w:val="0"/>
                 <w:i w:val="0"/>
                 <w:color w:val="1E1E23"/>
@@ -594,7 +594,7 @@
             </w:pPr>
             <w:r>
               <w:rPr>
-                <w:rFonts w:ascii="Helvetica" w:hAnsi="Helvetica" w:eastAsia="Helvetica"/>
+                <w:rFonts w:ascii="Arial" w:hAnsi="Arial" w:eastAsia="Helvetica"/>
                 <w:b w:val="0"/>
                 <w:i w:val="0"/>
                 <w:color w:val="1E1E23"/>
@@ -629,7 +629,7 @@
             </w:pPr>
             <w:r>
               <w:rPr>
-                <w:rFonts w:ascii="Helvetica" w:hAnsi="Helvetica" w:eastAsia="Helvetica"/>
+                <w:rFonts w:ascii="Arial" w:hAnsi="Arial" w:eastAsia="Helvetica"/>
                 <w:b w:val="0"/>
                 <w:i w:val="0"/>
                 <w:color w:val="1E1E23"/>
@@ -664,7 +664,7 @@
             </w:pPr>
             <w:r>
               <w:rPr>
-                <w:rFonts w:ascii="Helvetica" w:hAnsi="Helvetica" w:eastAsia="Helvetica"/>
+                <w:rFonts w:ascii="Arial" w:hAnsi="Arial" w:eastAsia="Helvetica"/>
                 <w:b w:val="0"/>
                 <w:i w:val="0"/>
                 <w:color w:val="1E1E23"/>
@@ -699,7 +699,7 @@
             </w:pPr>
             <w:r>
               <w:rPr>
-                <w:rFonts w:ascii="Helvetica" w:hAnsi="Helvetica" w:eastAsia="Helvetica"/>
+                <w:rFonts w:ascii="Arial" w:hAnsi="Arial" w:eastAsia="Helvetica"/>
                 <w:b w:val="0"/>
                 <w:i w:val="0"/>
                 <w:color w:val="1E1E23"/>
@@ -739,7 +739,7 @@
             </w:pPr>
             <w:r>
               <w:rPr>
-                <w:rFonts w:ascii="Helvetica" w:hAnsi="Helvetica" w:eastAsia="Helvetica"/>
+                <w:rFonts w:ascii="Arial" w:hAnsi="Arial" w:eastAsia="Helvetica"/>
                 <w:b w:val="0"/>
                 <w:i w:val="0"/>
                 <w:color w:val="1E1E23"/>
@@ -774,7 +774,7 @@
             </w:pPr>
             <w:r>
               <w:rPr>
-                <w:rFonts w:ascii="Helvetica" w:hAnsi="Helvetica" w:eastAsia="Helvetica"/>
+                <w:rFonts w:ascii="Arial" w:hAnsi="Arial" w:eastAsia="Helvetica"/>
                 <w:b w:val="0"/>
                 <w:i w:val="0"/>
                 <w:color w:val="1E1E23"/>
@@ -809,7 +809,7 @@
             </w:pPr>
             <w:r>
               <w:rPr>
-                <w:rFonts w:ascii="Helvetica" w:hAnsi="Helvetica" w:eastAsia="Helvetica"/>
+                <w:rFonts w:ascii="Arial" w:hAnsi="Arial" w:eastAsia="Helvetica"/>
                 <w:b w:val="0"/>
                 <w:i w:val="0"/>
                 <w:color w:val="1E1E23"/>
@@ -844,7 +844,7 @@
             </w:pPr>
             <w:r>
               <w:rPr>
-                <w:rFonts w:ascii="Helvetica" w:hAnsi="Helvetica" w:eastAsia="Helvetica"/>
+                <w:rFonts w:ascii="Arial" w:hAnsi="Arial" w:eastAsia="Helvetica"/>
                 <w:b w:val="0"/>
                 <w:i w:val="0"/>
                 <w:color w:val="1E1E23"/>
@@ -879,7 +879,7 @@
             </w:pPr>
             <w:r>
               <w:rPr>
-                <w:rFonts w:ascii="Helvetica" w:hAnsi="Helvetica" w:eastAsia="Helvetica"/>
+                <w:rFonts w:ascii="Arial" w:hAnsi="Arial" w:eastAsia="Helvetica"/>
                 <w:b w:val="0"/>
                 <w:i w:val="0"/>
                 <w:color w:val="1E1E23"/>
@@ -914,7 +914,7 @@
             </w:pPr>
             <w:r>
               <w:rPr>
-                <w:rFonts w:ascii="Helvetica" w:hAnsi="Helvetica" w:eastAsia="Helvetica"/>
+                <w:rFonts w:ascii="Arial" w:hAnsi="Arial" w:eastAsia="Helvetica"/>
                 <w:b w:val="0"/>
                 <w:i w:val="0"/>
                 <w:color w:val="1E1E23"/>
@@ -954,7 +954,7 @@
             </w:pPr>
             <w:r>
               <w:rPr>
-                <w:rFonts w:ascii="Helvetica" w:hAnsi="Helvetica" w:eastAsia="Helvetica"/>
+                <w:rFonts w:ascii="Arial" w:hAnsi="Arial" w:eastAsia="Helvetica"/>
                 <w:b w:val="0"/>
                 <w:i w:val="0"/>
                 <w:color w:val="1E1E23"/>
@@ -989,7 +989,7 @@
             </w:pPr>
             <w:r>
               <w:rPr>
-                <w:rFonts w:ascii="Helvetica" w:hAnsi="Helvetica" w:eastAsia="Helvetica"/>
+                <w:rFonts w:ascii="Arial" w:hAnsi="Arial" w:eastAsia="Helvetica"/>
                 <w:b w:val="0"/>
                 <w:i w:val="0"/>
                 <w:color w:val="1E1E23"/>
@@ -1024,7 +1024,7 @@
             </w:pPr>
             <w:r>
               <w:rPr>
-                <w:rFonts w:ascii="Helvetica" w:hAnsi="Helvetica" w:eastAsia="Helvetica"/>
+                <w:rFonts w:ascii="Arial" w:hAnsi="Arial" w:eastAsia="Helvetica"/>
                 <w:b w:val="0"/>
                 <w:i w:val="0"/>
                 <w:color w:val="1E1E23"/>
@@ -1059,7 +1059,7 @@
             </w:pPr>
             <w:r>
               <w:rPr>
-                <w:rFonts w:ascii="Helvetica" w:hAnsi="Helvetica" w:eastAsia="Helvetica"/>
+                <w:rFonts w:ascii="Arial" w:hAnsi="Arial" w:eastAsia="Helvetica"/>
                 <w:b w:val="0"/>
                 <w:i w:val="0"/>
                 <w:color w:val="1E1E23"/>
@@ -1094,7 +1094,7 @@
             </w:pPr>
             <w:r>
               <w:rPr>
-                <w:rFonts w:ascii="Helvetica" w:hAnsi="Helvetica" w:eastAsia="Helvetica"/>
+                <w:rFonts w:ascii="Arial" w:hAnsi="Arial" w:eastAsia="Helvetica"/>
                 <w:b w:val="0"/>
                 <w:i w:val="0"/>
                 <w:color w:val="1E1E23"/>
@@ -1129,7 +1129,7 @@
             </w:pPr>
             <w:r>
               <w:rPr>
-                <w:rFonts w:ascii="Helvetica" w:hAnsi="Helvetica" w:eastAsia="Helvetica"/>
+                <w:rFonts w:ascii="Arial" w:hAnsi="Arial" w:eastAsia="Helvetica"/>
                 <w:b w:val="0"/>
                 <w:i w:val="0"/>
                 <w:color w:val="1E1E23"/>
@@ -1169,7 +1169,7 @@
             </w:pPr>
             <w:r>
               <w:rPr>
-                <w:rFonts w:ascii="Helvetica" w:hAnsi="Helvetica" w:eastAsia="Helvetica"/>
+                <w:rFonts w:ascii="Arial" w:hAnsi="Arial" w:eastAsia="Helvetica"/>
                 <w:b w:val="0"/>
                 <w:i w:val="0"/>
                 <w:color w:val="1E1E23"/>
@@ -1204,7 +1204,7 @@
             </w:pPr>
             <w:r>
               <w:rPr>
-                <w:rFonts w:ascii="Helvetica" w:hAnsi="Helvetica" w:eastAsia="Helvetica"/>
+                <w:rFonts w:ascii="Arial" w:hAnsi="Arial" w:eastAsia="Helvetica"/>
                 <w:b w:val="0"/>
                 <w:i w:val="0"/>
                 <w:color w:val="1E1E23"/>
@@ -1239,7 +1239,7 @@
             </w:pPr>
             <w:r>
               <w:rPr>
-                <w:rFonts w:ascii="Helvetica" w:hAnsi="Helvetica" w:eastAsia="Helvetica"/>
+                <w:rFonts w:ascii="Arial" w:hAnsi="Arial" w:eastAsia="Helvetica"/>
                 <w:b w:val="0"/>
                 <w:i w:val="0"/>
                 <w:color w:val="1E1E23"/>
@@ -1274,7 +1274,7 @@
             </w:pPr>
             <w:r>
               <w:rPr>
-                <w:rFonts w:ascii="Helvetica" w:hAnsi="Helvetica" w:eastAsia="Helvetica"/>
+                <w:rFonts w:ascii="Arial" w:hAnsi="Arial" w:eastAsia="Helvetica"/>
                 <w:b w:val="0"/>
                 <w:i w:val="0"/>
                 <w:color w:val="1E1E23"/>
@@ -1309,7 +1309,7 @@
             </w:pPr>
             <w:r>
               <w:rPr>
-                <w:rFonts w:ascii="Helvetica" w:hAnsi="Helvetica" w:eastAsia="Helvetica"/>
+                <w:rFonts w:ascii="Arial" w:hAnsi="Arial" w:eastAsia="Helvetica"/>
                 <w:b w:val="0"/>
                 <w:i w:val="0"/>
                 <w:color w:val="1E1E23"/>
@@ -1344,7 +1344,7 @@
             </w:pPr>
             <w:r>
               <w:rPr>
-                <w:rFonts w:ascii="Helvetica" w:hAnsi="Helvetica" w:eastAsia="Helvetica"/>
+                <w:rFonts w:ascii="Arial" w:hAnsi="Arial" w:eastAsia="Helvetica"/>
                 <w:b w:val="0"/>
                 <w:i w:val="0"/>
                 <w:color w:val="1E1E23"/>
@@ -1384,7 +1384,7 @@
             </w:pPr>
             <w:r>
               <w:rPr>
-                <w:rFonts w:ascii="Helvetica" w:hAnsi="Helvetica" w:eastAsia="Helvetica"/>
+                <w:rFonts w:ascii="Arial" w:hAnsi="Arial" w:eastAsia="Helvetica"/>
                 <w:b w:val="0"/>
                 <w:i w:val="0"/>
                 <w:color w:val="1E1E23"/>
@@ -1419,7 +1419,7 @@
             </w:pPr>
             <w:r>
               <w:rPr>
-                <w:rFonts w:ascii="Helvetica" w:hAnsi="Helvetica" w:eastAsia="Helvetica"/>
+                <w:rFonts w:ascii="Arial" w:hAnsi="Arial" w:eastAsia="Helvetica"/>
                 <w:b w:val="0"/>
                 <w:i w:val="0"/>
                 <w:color w:val="1E1E23"/>
@@ -1454,7 +1454,7 @@
             </w:pPr>
             <w:r>
               <w:rPr>
-                <w:rFonts w:ascii="Helvetica" w:hAnsi="Helvetica" w:eastAsia="Helvetica"/>
+                <w:rFonts w:ascii="Arial" w:hAnsi="Arial" w:eastAsia="Helvetica"/>
                 <w:b w:val="0"/>
                 <w:i w:val="0"/>
                 <w:color w:val="1E1E23"/>
@@ -1489,7 +1489,7 @@
             </w:pPr>
             <w:r>
               <w:rPr>
-                <w:rFonts w:ascii="Helvetica" w:hAnsi="Helvetica" w:eastAsia="Helvetica"/>
+                <w:rFonts w:ascii="Arial" w:hAnsi="Arial" w:eastAsia="Helvetica"/>
                 <w:b w:val="0"/>
                 <w:i w:val="0"/>
                 <w:color w:val="1E1E23"/>
@@ -1524,7 +1524,7 @@
             </w:pPr>
             <w:r>
               <w:rPr>
-                <w:rFonts w:ascii="Helvetica" w:hAnsi="Helvetica" w:eastAsia="Helvetica"/>
+                <w:rFonts w:ascii="Arial" w:hAnsi="Arial" w:eastAsia="Helvetica"/>
                 <w:b w:val="0"/>
                 <w:i w:val="0"/>
                 <w:color w:val="1E1E23"/>
@@ -1559,7 +1559,7 @@
             </w:pPr>
             <w:r>
               <w:rPr>
-                <w:rFonts w:ascii="Helvetica" w:hAnsi="Helvetica" w:eastAsia="Helvetica"/>
+                <w:rFonts w:ascii="Arial" w:hAnsi="Arial" w:eastAsia="Helvetica"/>
                 <w:b w:val="0"/>
                 <w:i w:val="0"/>
                 <w:color w:val="1E1E23"/>
@@ -1599,7 +1599,7 @@
             </w:pPr>
             <w:r>
               <w:rPr>
-                <w:rFonts w:ascii="Helvetica" w:hAnsi="Helvetica" w:eastAsia="Helvetica"/>
+                <w:rFonts w:ascii="Arial" w:hAnsi="Arial" w:eastAsia="Helvetica"/>
                 <w:b w:val="0"/>
                 <w:i w:val="0"/>
                 <w:color w:val="1E1E23"/>
@@ -1634,7 +1634,7 @@
             </w:pPr>
             <w:r>
               <w:rPr>
-                <w:rFonts w:ascii="Helvetica" w:hAnsi="Helvetica" w:eastAsia="Helvetica"/>
+                <w:rFonts w:ascii="Arial" w:hAnsi="Arial" w:eastAsia="Helvetica"/>
                 <w:b w:val="0"/>
                 <w:i w:val="0"/>
                 <w:color w:val="1E1E23"/>
@@ -1669,7 +1669,7 @@
             </w:pPr>
             <w:r>
               <w:rPr>
-                <w:rFonts w:ascii="Helvetica" w:hAnsi="Helvetica" w:eastAsia="Helvetica"/>
+                <w:rFonts w:ascii="Arial" w:hAnsi="Arial" w:eastAsia="Helvetica"/>
                 <w:b w:val="0"/>
                 <w:i w:val="0"/>
                 <w:color w:val="1E1E23"/>
@@ -1704,7 +1704,7 @@
             </w:pPr>
             <w:r>
               <w:rPr>
-                <w:rFonts w:ascii="Helvetica" w:hAnsi="Helvetica" w:eastAsia="Helvetica"/>
+                <w:rFonts w:ascii="Arial" w:hAnsi="Arial" w:eastAsia="Helvetica"/>
                 <w:b w:val="0"/>
                 <w:i w:val="0"/>
                 <w:color w:val="1E1E23"/>
@@ -1739,7 +1739,7 @@
             </w:pPr>
             <w:r>
               <w:rPr>
-                <w:rFonts w:ascii="Helvetica" w:hAnsi="Helvetica" w:eastAsia="Helvetica"/>
+                <w:rFonts w:ascii="Arial" w:hAnsi="Arial" w:eastAsia="Helvetica"/>
                 <w:b w:val="0"/>
                 <w:i w:val="0"/>
                 <w:color w:val="1E1E23"/>
@@ -1774,7 +1774,7 @@
             </w:pPr>
             <w:r>
               <w:rPr>
-                <w:rFonts w:ascii="Helvetica" w:hAnsi="Helvetica" w:eastAsia="Helvetica"/>
+                <w:rFonts w:ascii="Arial" w:hAnsi="Arial" w:eastAsia="Helvetica"/>
                 <w:b w:val="0"/>
                 <w:i w:val="0"/>
                 <w:color w:val="1E1E23"/>
@@ -1814,7 +1814,7 @@
             </w:pPr>
             <w:r>
               <w:rPr>
-                <w:rFonts w:ascii="Helvetica" w:hAnsi="Helvetica" w:eastAsia="Helvetica"/>
+                <w:rFonts w:ascii="Arial" w:hAnsi="Arial" w:eastAsia="Helvetica"/>
                 <w:b w:val="0"/>
                 <w:i w:val="0"/>
                 <w:color w:val="1E1E23"/>
@@ -1849,7 +1849,7 @@
             </w:pPr>
             <w:r>
               <w:rPr>
-                <w:rFonts w:ascii="Helvetica" w:hAnsi="Helvetica" w:eastAsia="Helvetica"/>
+                <w:rFonts w:ascii="Arial" w:hAnsi="Arial" w:eastAsia="Helvetica"/>
                 <w:b w:val="0"/>
                 <w:i w:val="0"/>
                 <w:color w:val="1E1E23"/>
@@ -1884,7 +1884,7 @@
             </w:pPr>
             <w:r>
               <w:rPr>
-                <w:rFonts w:ascii="Helvetica" w:hAnsi="Helvetica" w:eastAsia="Helvetica"/>
+                <w:rFonts w:ascii="Arial" w:hAnsi="Arial" w:eastAsia="Helvetica"/>
                 <w:b w:val="0"/>
                 <w:i w:val="0"/>
                 <w:color w:val="1E1E23"/>
@@ -1919,7 +1919,7 @@
             </w:pPr>
             <w:r>
               <w:rPr>
-                <w:rFonts w:ascii="Helvetica" w:hAnsi="Helvetica" w:eastAsia="Helvetica"/>
+                <w:rFonts w:ascii="Arial" w:hAnsi="Arial" w:eastAsia="Helvetica"/>
                 <w:b w:val="0"/>
                 <w:i w:val="0"/>
                 <w:color w:val="1E1E23"/>
@@ -1954,7 +1954,7 @@
             </w:pPr>
             <w:r>
               <w:rPr>
-                <w:rFonts w:ascii="Helvetica" w:hAnsi="Helvetica" w:eastAsia="Helvetica"/>
+                <w:rFonts w:ascii="Arial" w:hAnsi="Arial" w:eastAsia="Helvetica"/>
                 <w:b w:val="0"/>
                 <w:i w:val="0"/>
                 <w:color w:val="1E1E23"/>
@@ -1989,7 +1989,7 @@
             </w:pPr>
             <w:r>
               <w:rPr>
-                <w:rFonts w:ascii="Helvetica" w:hAnsi="Helvetica" w:eastAsia="Helvetica"/>
+                <w:rFonts w:ascii="Arial" w:hAnsi="Arial" w:eastAsia="Helvetica"/>
                 <w:b w:val="0"/>
                 <w:i w:val="0"/>
                 <w:color w:val="1E1E23"/>
@@ -2029,7 +2029,7 @@
             </w:pPr>
             <w:r>
               <w:rPr>
-                <w:rFonts w:ascii="Helvetica" w:hAnsi="Helvetica" w:eastAsia="Helvetica"/>
+                <w:rFonts w:ascii="Arial" w:hAnsi="Arial" w:eastAsia="Helvetica"/>
                 <w:b w:val="0"/>
                 <w:i w:val="0"/>
                 <w:color w:val="1E1E23"/>
@@ -2064,7 +2064,7 @@
             </w:pPr>
             <w:r>
               <w:rPr>
-                <w:rFonts w:ascii="Helvetica" w:hAnsi="Helvetica" w:eastAsia="Helvetica"/>
+                <w:rFonts w:ascii="Arial" w:hAnsi="Arial" w:eastAsia="Helvetica"/>
                 <w:b w:val="0"/>
                 <w:i w:val="0"/>
                 <w:color w:val="1E1E23"/>
@@ -2099,7 +2099,7 @@
             </w:pPr>
             <w:r>
               <w:rPr>
-                <w:rFonts w:ascii="Helvetica" w:hAnsi="Helvetica" w:eastAsia="Helvetica"/>
+                <w:rFonts w:ascii="Arial" w:hAnsi="Arial" w:eastAsia="Helvetica"/>
                 <w:b w:val="0"/>
                 <w:i w:val="0"/>
                 <w:color w:val="1E1E23"/>
@@ -2134,7 +2134,7 @@
             </w:pPr>
             <w:r>
               <w:rPr>
-                <w:rFonts w:ascii="Helvetica" w:hAnsi="Helvetica" w:eastAsia="Helvetica"/>
+                <w:rFonts w:ascii="Arial" w:hAnsi="Arial" w:eastAsia="Helvetica"/>
                 <w:b w:val="0"/>
                 <w:i w:val="0"/>
                 <w:color w:val="1E1E23"/>
@@ -2169,7 +2169,7 @@
             </w:pPr>
             <w:r>
               <w:rPr>
-                <w:rFonts w:ascii="Helvetica" w:hAnsi="Helvetica" w:eastAsia="Helvetica"/>
+                <w:rFonts w:ascii="Arial" w:hAnsi="Arial" w:eastAsia="Helvetica"/>
                 <w:b w:val="0"/>
                 <w:i w:val="0"/>
                 <w:color w:val="1E1E23"/>
@@ -2204,7 +2204,7 @@
             </w:pPr>
             <w:r>
               <w:rPr>
-                <w:rFonts w:ascii="Helvetica" w:hAnsi="Helvetica" w:eastAsia="Helvetica"/>
+                <w:rFonts w:ascii="Arial" w:hAnsi="Arial" w:eastAsia="Helvetica"/>
                 <w:b w:val="0"/>
                 <w:i w:val="0"/>
                 <w:color w:val="1E1E23"/>
@@ -2244,7 +2244,7 @@
             </w:pPr>
             <w:r>
               <w:rPr>
-                <w:rFonts w:ascii="Helvetica" w:hAnsi="Helvetica" w:eastAsia="Helvetica"/>
+                <w:rFonts w:ascii="Arial" w:hAnsi="Arial" w:eastAsia="Helvetica"/>
                 <w:b w:val="0"/>
                 <w:i w:val="0"/>
                 <w:color w:val="1E1E23"/>
@@ -2279,7 +2279,7 @@
             </w:pPr>
             <w:r>
               <w:rPr>
-                <w:rFonts w:ascii="Helvetica" w:hAnsi="Helvetica" w:eastAsia="Helvetica"/>
+                <w:rFonts w:ascii="Arial" w:hAnsi="Arial" w:eastAsia="Helvetica"/>
                 <w:b w:val="0"/>
                 <w:i w:val="0"/>
                 <w:color w:val="1E1E23"/>
@@ -2314,7 +2314,7 @@
             </w:pPr>
             <w:r>
               <w:rPr>
-                <w:rFonts w:ascii="Helvetica" w:hAnsi="Helvetica" w:eastAsia="Helvetica"/>
+                <w:rFonts w:ascii="Arial" w:hAnsi="Arial" w:eastAsia="Helvetica"/>
                 <w:b w:val="0"/>
                 <w:i w:val="0"/>
                 <w:color w:val="1E1E23"/>
@@ -2349,7 +2349,7 @@
             </w:pPr>
             <w:r>
               <w:rPr>
-                <w:rFonts w:ascii="Helvetica" w:hAnsi="Helvetica" w:eastAsia="Helvetica"/>
+                <w:rFonts w:ascii="Arial" w:hAnsi="Arial" w:eastAsia="Helvetica"/>
                 <w:b w:val="0"/>
                 <w:i w:val="0"/>
                 <w:color w:val="1E1E23"/>
@@ -2384,7 +2384,7 @@
             </w:pPr>
             <w:r>
               <w:rPr>
-                <w:rFonts w:ascii="Helvetica" w:hAnsi="Helvetica" w:eastAsia="Helvetica"/>
+                <w:rFonts w:ascii="Arial" w:hAnsi="Arial" w:eastAsia="Helvetica"/>
                 <w:b w:val="0"/>
                 <w:i w:val="0"/>
                 <w:color w:val="1E1E23"/>
@@ -2419,7 +2419,7 @@
             </w:pPr>
             <w:r>
               <w:rPr>
-                <w:rFonts w:ascii="Helvetica" w:hAnsi="Helvetica" w:eastAsia="Helvetica"/>
+                <w:rFonts w:ascii="Arial" w:hAnsi="Arial" w:eastAsia="Helvetica"/>
                 <w:b w:val="0"/>
                 <w:i w:val="0"/>
                 <w:color w:val="1E1E23"/>
@@ -2459,7 +2459,7 @@
             </w:pPr>
             <w:r>
               <w:rPr>
-                <w:rFonts w:ascii="Helvetica" w:hAnsi="Helvetica" w:eastAsia="Helvetica"/>
+                <w:rFonts w:ascii="Arial" w:hAnsi="Arial" w:eastAsia="Helvetica"/>
                 <w:b w:val="0"/>
                 <w:i w:val="0"/>
                 <w:color w:val="1E1E23"/>
@@ -2494,7 +2494,7 @@
             </w:pPr>
             <w:r>
               <w:rPr>
-                <w:rFonts w:ascii="Helvetica" w:hAnsi="Helvetica" w:eastAsia="Helvetica"/>
+                <w:rFonts w:ascii="Arial" w:hAnsi="Arial" w:eastAsia="Helvetica"/>
                 <w:b w:val="0"/>
                 <w:i w:val="0"/>
                 <w:color w:val="1E1E23"/>
@@ -2529,7 +2529,7 @@
             </w:pPr>
             <w:r>
               <w:rPr>
-                <w:rFonts w:ascii="Helvetica" w:hAnsi="Helvetica" w:eastAsia="Helvetica"/>
+                <w:rFonts w:ascii="Arial" w:hAnsi="Arial" w:eastAsia="Helvetica"/>
                 <w:b w:val="0"/>
                 <w:i w:val="0"/>
                 <w:color w:val="1E1E23"/>
@@ -2564,7 +2564,7 @@
             </w:pPr>
             <w:r>
               <w:rPr>
-                <w:rFonts w:ascii="Helvetica" w:hAnsi="Helvetica" w:eastAsia="Helvetica"/>
+                <w:rFonts w:ascii="Arial" w:hAnsi="Arial" w:eastAsia="Helvetica"/>
                 <w:b w:val="0"/>
                 <w:i w:val="0"/>
                 <w:color w:val="1E1E23"/>
@@ -2599,7 +2599,7 @@
             </w:pPr>
             <w:r>
               <w:rPr>
-                <w:rFonts w:ascii="Helvetica" w:hAnsi="Helvetica" w:eastAsia="Helvetica"/>
+                <w:rFonts w:ascii="Arial" w:hAnsi="Arial" w:eastAsia="Helvetica"/>
                 <w:b w:val="0"/>
                 <w:i w:val="0"/>
                 <w:color w:val="1E1E23"/>
@@ -2634,7 +2634,7 @@
             </w:pPr>
             <w:r>
               <w:rPr>
-                <w:rFonts w:ascii="Helvetica" w:hAnsi="Helvetica" w:eastAsia="Helvetica"/>
+                <w:rFonts w:ascii="Arial" w:hAnsi="Arial" w:eastAsia="Helvetica"/>
                 <w:b w:val="0"/>
                 <w:i w:val="0"/>
                 <w:color w:val="1E1E23"/>
@@ -2674,7 +2674,7 @@
             </w:pPr>
             <w:r>
               <w:rPr>
-                <w:rFonts w:ascii="Helvetica" w:hAnsi="Helvetica" w:eastAsia="Helvetica"/>
+                <w:rFonts w:ascii="Arial" w:hAnsi="Arial" w:eastAsia="Helvetica"/>
                 <w:b w:val="0"/>
                 <w:i w:val="0"/>
                 <w:color w:val="1E1E23"/>
@@ -2709,7 +2709,7 @@
             </w:pPr>
             <w:r>
               <w:rPr>
-                <w:rFonts w:ascii="Helvetica" w:hAnsi="Helvetica" w:eastAsia="Helvetica"/>
+                <w:rFonts w:ascii="Arial" w:hAnsi="Arial" w:eastAsia="Helvetica"/>
                 <w:b w:val="0"/>
                 <w:i w:val="0"/>
                 <w:color w:val="1E1E23"/>
@@ -2744,7 +2744,7 @@
             </w:pPr>
             <w:r>
               <w:rPr>
-                <w:rFonts w:ascii="Helvetica" w:hAnsi="Helvetica" w:eastAsia="Helvetica"/>
+                <w:rFonts w:ascii="Arial" w:hAnsi="Arial" w:eastAsia="Helvetica"/>
                 <w:b w:val="0"/>
                 <w:i w:val="0"/>
                 <w:color w:val="1E1E23"/>
@@ -2779,7 +2779,7 @@
             </w:pPr>
             <w:r>
               <w:rPr>
-                <w:rFonts w:ascii="Helvetica" w:hAnsi="Helvetica" w:eastAsia="Helvetica"/>
+                <w:rFonts w:ascii="Arial" w:hAnsi="Arial" w:eastAsia="Helvetica"/>
                 <w:b w:val="0"/>
                 <w:i w:val="0"/>
                 <w:color w:val="1E1E23"/>
@@ -2814,7 +2814,7 @@
             </w:pPr>
             <w:r>
               <w:rPr>
-                <w:rFonts w:ascii="Helvetica" w:hAnsi="Helvetica" w:eastAsia="Helvetica"/>
+                <w:rFonts w:ascii="Arial" w:hAnsi="Arial" w:eastAsia="Helvetica"/>
                 <w:b w:val="0"/>
                 <w:i w:val="0"/>
                 <w:color w:val="1E1E23"/>
@@ -2849,7 +2849,7 @@
             </w:pPr>
             <w:r>
               <w:rPr>
-                <w:rFonts w:ascii="Helvetica" w:hAnsi="Helvetica" w:eastAsia="Helvetica"/>
+                <w:rFonts w:ascii="Arial" w:hAnsi="Arial" w:eastAsia="Helvetica"/>
                 <w:b w:val="0"/>
                 <w:i w:val="0"/>
                 <w:color w:val="1E1E23"/>
@@ -2889,7 +2889,7 @@
             </w:pPr>
             <w:r>
               <w:rPr>
-                <w:rFonts w:ascii="Helvetica" w:hAnsi="Helvetica" w:eastAsia="Helvetica"/>
+                <w:rFonts w:ascii="Arial" w:hAnsi="Arial" w:eastAsia="Helvetica"/>
                 <w:b w:val="0"/>
                 <w:i w:val="0"/>
                 <w:color w:val="1E1E23"/>
@@ -2924,7 +2924,7 @@
             </w:pPr>
             <w:r>
               <w:rPr>
-                <w:rFonts w:ascii="Helvetica" w:hAnsi="Helvetica" w:eastAsia="Helvetica"/>
+                <w:rFonts w:ascii="Arial" w:hAnsi="Arial" w:eastAsia="Helvetica"/>
                 <w:b w:val="0"/>
                 <w:i w:val="0"/>
                 <w:color w:val="1E1E23"/>
@@ -2959,7 +2959,7 @@
             </w:pPr>
             <w:r>
               <w:rPr>
-                <w:rFonts w:ascii="Helvetica" w:hAnsi="Helvetica" w:eastAsia="Helvetica"/>
+                <w:rFonts w:ascii="Arial" w:hAnsi="Arial" w:eastAsia="Helvetica"/>
                 <w:b w:val="0"/>
                 <w:i w:val="0"/>
                 <w:color w:val="1E1E23"/>
@@ -2994,7 +2994,7 @@
             </w:pPr>
             <w:r>
               <w:rPr>
-                <w:rFonts w:ascii="Helvetica" w:hAnsi="Helvetica" w:eastAsia="Helvetica"/>
+                <w:rFonts w:ascii="Arial" w:hAnsi="Arial" w:eastAsia="Helvetica"/>
                 <w:b w:val="0"/>
                 <w:i w:val="0"/>
                 <w:color w:val="1E1E23"/>
@@ -3029,7 +3029,7 @@
             </w:pPr>
             <w:r>
               <w:rPr>
-                <w:rFonts w:ascii="Helvetica" w:hAnsi="Helvetica" w:eastAsia="Helvetica"/>
+                <w:rFonts w:ascii="Arial" w:hAnsi="Arial" w:eastAsia="Helvetica"/>
                 <w:b w:val="0"/>
                 <w:i w:val="0"/>
                 <w:color w:val="1E1E23"/>
@@ -3064,7 +3064,7 @@
             </w:pPr>
             <w:r>
               <w:rPr>
-                <w:rFonts w:ascii="Helvetica" w:hAnsi="Helvetica" w:eastAsia="Helvetica"/>
+                <w:rFonts w:ascii="Arial" w:hAnsi="Arial" w:eastAsia="Helvetica"/>
                 <w:b w:val="0"/>
                 <w:i w:val="0"/>
                 <w:color w:val="1E1E23"/>
@@ -3104,7 +3104,7 @@
             </w:pPr>
             <w:r>
               <w:rPr>
-                <w:rFonts w:ascii="Helvetica" w:hAnsi="Helvetica" w:eastAsia="Helvetica"/>
+                <w:rFonts w:ascii="Arial" w:hAnsi="Arial" w:eastAsia="Helvetica"/>
                 <w:b w:val="0"/>
                 <w:i w:val="0"/>
                 <w:color w:val="1E1E23"/>
@@ -3139,7 +3139,7 @@
             </w:pPr>
             <w:r>
               <w:rPr>
-                <w:rFonts w:ascii="Helvetica" w:hAnsi="Helvetica" w:eastAsia="Helvetica"/>
+                <w:rFonts w:ascii="Arial" w:hAnsi="Arial" w:eastAsia="Helvetica"/>
                 <w:b w:val="0"/>
                 <w:i w:val="0"/>
                 <w:color w:val="1E1E23"/>
@@ -3174,7 +3174,7 @@
             </w:pPr>
             <w:r>
               <w:rPr>
-                <w:rFonts w:ascii="Helvetica" w:hAnsi="Helvetica" w:eastAsia="Helvetica"/>
+                <w:rFonts w:ascii="Arial" w:hAnsi="Arial" w:eastAsia="Helvetica"/>
                 <w:b w:val="0"/>
                 <w:i w:val="0"/>
                 <w:color w:val="1E1E23"/>
@@ -3209,7 +3209,7 @@
             </w:pPr>
             <w:r>
               <w:rPr>
-                <w:rFonts w:ascii="Helvetica" w:hAnsi="Helvetica" w:eastAsia="Helvetica"/>
+                <w:rFonts w:ascii="Arial" w:hAnsi="Arial" w:eastAsia="Helvetica"/>
                 <w:b w:val="0"/>
                 <w:i w:val="0"/>
                 <w:color w:val="1E1E23"/>
@@ -3244,7 +3244,7 @@
             </w:pPr>
             <w:r>
               <w:rPr>
-                <w:rFonts w:ascii="Helvetica" w:hAnsi="Helvetica" w:eastAsia="Helvetica"/>
+                <w:rFonts w:ascii="Arial" w:hAnsi="Arial" w:eastAsia="Helvetica"/>
                 <w:b w:val="0"/>
                 <w:i w:val="0"/>
                 <w:color w:val="1E1E23"/>
@@ -3279,7 +3279,7 @@
             </w:pPr>
             <w:r>
               <w:rPr>
-                <w:rFonts w:ascii="Helvetica" w:hAnsi="Helvetica" w:eastAsia="Helvetica"/>
+                <w:rFonts w:ascii="Arial" w:hAnsi="Arial" w:eastAsia="Helvetica"/>
                 <w:b w:val="0"/>
                 <w:i w:val="0"/>
                 <w:color w:val="1E1E23"/>
@@ -3319,7 +3319,7 @@
             </w:pPr>
             <w:r>
               <w:rPr>
-                <w:rFonts w:ascii="Helvetica" w:hAnsi="Helvetica" w:eastAsia="Helvetica"/>
+                <w:rFonts w:ascii="Arial" w:hAnsi="Arial" w:eastAsia="Helvetica"/>
                 <w:b w:val="0"/>
                 <w:i w:val="0"/>
                 <w:color w:val="1E1E23"/>
@@ -3354,7 +3354,7 @@
             </w:pPr>
             <w:r>
               <w:rPr>
-                <w:rFonts w:ascii="Helvetica" w:hAnsi="Helvetica" w:eastAsia="Helvetica"/>
+                <w:rFonts w:ascii="Arial" w:hAnsi="Arial" w:eastAsia="Helvetica"/>
                 <w:b w:val="0"/>
                 <w:i w:val="0"/>
                 <w:color w:val="1E1E23"/>
@@ -3389,7 +3389,7 @@
             </w:pPr>
             <w:r>
               <w:rPr>
-                <w:rFonts w:ascii="Helvetica" w:hAnsi="Helvetica" w:eastAsia="Helvetica"/>
+                <w:rFonts w:ascii="Arial" w:hAnsi="Arial" w:eastAsia="Helvetica"/>
                 <w:b w:val="0"/>
                 <w:i w:val="0"/>
                 <w:color w:val="1E1E23"/>
@@ -3424,7 +3424,7 @@
             </w:pPr>
             <w:r>
               <w:rPr>
-                <w:rFonts w:ascii="Helvetica" w:hAnsi="Helvetica" w:eastAsia="Helvetica"/>
+                <w:rFonts w:ascii="Arial" w:hAnsi="Arial" w:eastAsia="Helvetica"/>
                 <w:b w:val="0"/>
                 <w:i w:val="0"/>
                 <w:color w:val="1E1E23"/>
@@ -3459,7 +3459,7 @@
             </w:pPr>
             <w:r>
               <w:rPr>
-                <w:rFonts w:ascii="Helvetica" w:hAnsi="Helvetica" w:eastAsia="Helvetica"/>
+                <w:rFonts w:ascii="Arial" w:hAnsi="Arial" w:eastAsia="Helvetica"/>
                 <w:b w:val="0"/>
                 <w:i w:val="0"/>
                 <w:color w:val="1E1E23"/>
@@ -3494,7 +3494,7 @@
             </w:pPr>
             <w:r>
               <w:rPr>
-                <w:rFonts w:ascii="Helvetica" w:hAnsi="Helvetica" w:eastAsia="Helvetica"/>
+                <w:rFonts w:ascii="Arial" w:hAnsi="Arial" w:eastAsia="Helvetica"/>
                 <w:b w:val="0"/>
                 <w:i w:val="0"/>
                 <w:color w:val="1E1E23"/>
@@ -3534,7 +3534,7 @@
             </w:pPr>
             <w:r>
               <w:rPr>
-                <w:rFonts w:ascii="Helvetica" w:hAnsi="Helvetica" w:eastAsia="Helvetica"/>
+                <w:rFonts w:ascii="Arial" w:hAnsi="Arial" w:eastAsia="Helvetica"/>
                 <w:b w:val="0"/>
                 <w:i w:val="0"/>
                 <w:color w:val="1E1E23"/>
@@ -3569,7 +3569,7 @@
             </w:pPr>
             <w:r>
               <w:rPr>
-                <w:rFonts w:ascii="Helvetica" w:hAnsi="Helvetica" w:eastAsia="Helvetica"/>
+                <w:rFonts w:ascii="Arial" w:hAnsi="Arial" w:eastAsia="Helvetica"/>
                 <w:b w:val="0"/>
                 <w:i w:val="0"/>
                 <w:color w:val="1E1E23"/>
@@ -3604,7 +3604,7 @@
             </w:pPr>
             <w:r>
               <w:rPr>
-                <w:rFonts w:ascii="Helvetica" w:hAnsi="Helvetica" w:eastAsia="Helvetica"/>
+                <w:rFonts w:ascii="Arial" w:hAnsi="Arial" w:eastAsia="Helvetica"/>
                 <w:b w:val="0"/>
                 <w:i w:val="0"/>
                 <w:color w:val="1E1E23"/>
@@ -3639,7 +3639,7 @@
             </w:pPr>
             <w:r>
               <w:rPr>
-                <w:rFonts w:ascii="Helvetica" w:hAnsi="Helvetica" w:eastAsia="Helvetica"/>
+                <w:rFonts w:ascii="Arial" w:hAnsi="Arial" w:eastAsia="Helvetica"/>
                 <w:b w:val="0"/>
                 <w:i w:val="0"/>
                 <w:color w:val="1E1E23"/>
@@ -3674,7 +3674,7 @@
             </w:pPr>
             <w:r>
               <w:rPr>
-                <w:rFonts w:ascii="Helvetica" w:hAnsi="Helvetica" w:eastAsia="Helvetica"/>
+                <w:rFonts w:ascii="Arial" w:hAnsi="Arial" w:eastAsia="Helvetica"/>
                 <w:b w:val="0"/>
                 <w:i w:val="0"/>
                 <w:color w:val="1E1E23"/>
@@ -3709,7 +3709,7 @@
             </w:pPr>
             <w:r>
               <w:rPr>
-                <w:rFonts w:ascii="Helvetica" w:hAnsi="Helvetica" w:eastAsia="Helvetica"/>
+                <w:rFonts w:ascii="Arial" w:hAnsi="Arial" w:eastAsia="Helvetica"/>
                 <w:b w:val="0"/>
                 <w:i w:val="0"/>
                 <w:color w:val="1E1E23"/>
